--- a/aura-documents/output/word/01-governance/05-company-profile.docx
+++ b/aura-documents/output/word/01-governance/05-company-profile.docx
@@ -30,7 +30,7 @@
           <w:color w:val="7A6753"/>
           <w:sz w:val="16"/>
         </w:rPr>
-        <w:t xml:space="preserve">Document No. AUR-GOV-05 · Version 0.1 (Draft) · Owner: Founder &amp; CEO · Effective: </w:t>
+        <w:t xml:space="preserve">Document No. AUR-GOV-05 · Version 0.2 (Draft) · Owner: Founder &amp; CEO · Effective: </w:t>
       </w:r>
       <w:r>
         <w:rPr>
@@ -94,7 +94,7 @@
           <w:color w:val="4A3A2C"/>
           <w:sz w:val="20"/>
         </w:rPr>
-        <w:t>We bring advanced wellness technology and holistic practice together in one beautiful space, where every experience is created with intention. Each visit begins with a simple breathing ritual, in for four, out for six, and is guided by a Host who knows every modality and walks with you from arrival to the last exhale.</w:t>
+        <w:t>We bring advanced wellness technology and holistic practice together in one beautiful space, where every experience is created with intention. Your first visit begins with a consultation with one of our Healers, who identify what you need and design a personalised programme to regulate your nervous system and support energy healing. Each visit begins with a simple breathing ritual, in for four, out for six, and is guided by a Host who knows every modality and walks with you from arrival to the last exhale.</w:t>
       </w:r>
     </w:p>
     <w:p>
@@ -889,7 +889,7 @@
           <w:color w:val="4A3A2C"/>
           <w:sz w:val="20"/>
         </w:rPr>
-        <w:t>Eleven modalities across three pillars. Each is guided by a Host.</w:t>
+        <w:t>Eight Elevé modalities, one unit of each, plus Guided Breathwork and Sound Healing sessions, across three pillars. Each is guided by a Host, who will suggest combinations that suit you.</w:t>
       </w:r>
     </w:p>
     <w:tbl>
@@ -1101,175 +1101,7 @@
                 <w:color w:val="4A3A2C"/>
                 <w:sz w:val="17"/>
               </w:rPr>
-              <w:t>Float &amp; Sensory Reset</w:t>
-            </w:r>
-          </w:p>
-        </w:tc>
-        <w:tc>
-          <w:tcPr>
-            <w:tcW w:type="dxa" w:w="2353"/>
-            <w:shd w:val="clear" w:color="auto" w:fill="FBF5EE"/>
-          </w:tcPr>
-          <w:p>
-            <w:pPr>
-              <w:spacing w:before="40" w:after="40" w:line="276" w:lineRule="auto"/>
-            </w:pPr>
-            <w:r>
-              <w:rPr>
-                <w:rFonts w:ascii="Jost" w:hAnsi="Jost" w:cs="Jost" w:eastAsia="Jost"/>
-                <w:b w:val="0"/>
-                <w:i w:val="0"/>
-                <w:color w:val="4A3A2C"/>
-                <w:sz w:val="17"/>
-              </w:rPr>
-              <w:t>Reset</w:t>
-            </w:r>
-          </w:p>
-        </w:tc>
-        <w:tc>
-          <w:tcPr>
-            <w:tcW w:type="dxa" w:w="2353"/>
-            <w:shd w:val="clear" w:color="auto" w:fill="FBF5EE"/>
-          </w:tcPr>
-          <w:p>
-            <w:pPr>
-              <w:spacing w:before="40" w:after="40" w:line="276" w:lineRule="auto"/>
-            </w:pPr>
-            <w:r>
-              <w:rPr>
-                <w:rFonts w:ascii="Jost" w:hAnsi="Jost" w:cs="Jost" w:eastAsia="Jost"/>
-                <w:b w:val="0"/>
-                <w:i w:val="0"/>
-                <w:color w:val="4A3A2C"/>
-                <w:sz w:val="17"/>
-              </w:rPr>
-              <w:t>60 min</w:t>
-            </w:r>
-          </w:p>
-        </w:tc>
-        <w:tc>
-          <w:tcPr>
-            <w:tcW w:type="dxa" w:w="2353"/>
-            <w:shd w:val="clear" w:color="auto" w:fill="FBF5EE"/>
-          </w:tcPr>
-          <w:p>
-            <w:pPr>
-              <w:spacing w:before="40" w:after="40" w:line="276" w:lineRule="auto"/>
-            </w:pPr>
-            <w:r>
-              <w:rPr>
-                <w:rFonts w:ascii="Jost" w:hAnsi="Jost" w:cs="Jost" w:eastAsia="Jost"/>
-                <w:b w:val="0"/>
-                <w:i w:val="0"/>
-                <w:color w:val="4A3A2C"/>
-                <w:sz w:val="17"/>
-              </w:rPr>
-              <w:t>Float tank with 500 kg of Epsom salt in skin-temperature water, in silence and darkness</w:t>
-            </w:r>
-          </w:p>
-        </w:tc>
-      </w:tr>
-      <w:tr>
-        <w:tc>
-          <w:tcPr>
-            <w:tcW w:type="dxa" w:w="2353"/>
-          </w:tcPr>
-          <w:p>
-            <w:pPr>
-              <w:spacing w:before="40" w:after="40" w:line="276" w:lineRule="auto"/>
-            </w:pPr>
-            <w:r>
-              <w:rPr>
-                <w:rFonts w:ascii="Jost" w:hAnsi="Jost" w:cs="Jost" w:eastAsia="Jost"/>
-                <w:b w:val="0"/>
-                <w:i w:val="0"/>
-                <w:color w:val="4A3A2C"/>
-                <w:sz w:val="17"/>
-              </w:rPr>
               <w:t>Dry Float Bed</w:t>
-            </w:r>
-          </w:p>
-        </w:tc>
-        <w:tc>
-          <w:tcPr>
-            <w:tcW w:type="dxa" w:w="2353"/>
-          </w:tcPr>
-          <w:p>
-            <w:pPr>
-              <w:spacing w:before="40" w:after="40" w:line="276" w:lineRule="auto"/>
-            </w:pPr>
-            <w:r>
-              <w:rPr>
-                <w:rFonts w:ascii="Jost" w:hAnsi="Jost" w:cs="Jost" w:eastAsia="Jost"/>
-                <w:b w:val="0"/>
-                <w:i w:val="0"/>
-                <w:color w:val="4A3A2C"/>
-                <w:sz w:val="17"/>
-              </w:rPr>
-              <w:t>Reset</w:t>
-            </w:r>
-          </w:p>
-        </w:tc>
-        <w:tc>
-          <w:tcPr>
-            <w:tcW w:type="dxa" w:w="2353"/>
-          </w:tcPr>
-          <w:p>
-            <w:pPr>
-              <w:spacing w:before="40" w:after="40" w:line="276" w:lineRule="auto"/>
-            </w:pPr>
-            <w:r>
-              <w:rPr>
-                <w:rFonts w:ascii="Jost" w:hAnsi="Jost" w:cs="Jost" w:eastAsia="Jost"/>
-                <w:b w:val="0"/>
-                <w:i w:val="0"/>
-                <w:color w:val="4A3A2C"/>
-                <w:sz w:val="17"/>
-              </w:rPr>
-              <w:t>30 min</w:t>
-            </w:r>
-          </w:p>
-        </w:tc>
-        <w:tc>
-          <w:tcPr>
-            <w:tcW w:type="dxa" w:w="2353"/>
-          </w:tcPr>
-          <w:p>
-            <w:pPr>
-              <w:spacing w:before="40" w:after="40" w:line="276" w:lineRule="auto"/>
-            </w:pPr>
-            <w:r>
-              <w:rPr>
-                <w:rFonts w:ascii="Jost" w:hAnsi="Jost" w:cs="Jost" w:eastAsia="Jost"/>
-                <w:b w:val="0"/>
-                <w:i w:val="0"/>
-                <w:color w:val="4A3A2C"/>
-                <w:sz w:val="17"/>
-              </w:rPr>
-              <w:t>Zero-gravity rest, fully clothed, on a warm membrane over heated water</w:t>
-            </w:r>
-          </w:p>
-        </w:tc>
-      </w:tr>
-      <w:tr>
-        <w:tc>
-          <w:tcPr>
-            <w:tcW w:type="dxa" w:w="2353"/>
-            <w:shd w:val="clear" w:color="auto" w:fill="FBF5EE"/>
-          </w:tcPr>
-          <w:p>
-            <w:pPr>
-              <w:spacing w:before="40" w:after="40" w:line="276" w:lineRule="auto"/>
-            </w:pPr>
-            <w:r>
-              <w:rPr>
-                <w:rFonts w:ascii="Jost" w:hAnsi="Jost" w:cs="Jost" w:eastAsia="Jost"/>
-                <w:b w:val="0"/>
-                <w:i w:val="0"/>
-                <w:color w:val="4A3A2C"/>
-                <w:sz w:val="17"/>
-              </w:rPr>
-              <w:t>Salt Cabin</w:t>
             </w:r>
           </w:p>
         </w:tc>
@@ -1332,7 +1164,7 @@
                 <w:color w:val="4A3A2C"/>
                 <w:sz w:val="17"/>
               </w:rPr>
-              <w:t>Elevé E-Salt Cabin: dry salt air, red light, oxygen and aromatherapy in one sealed cabin</w:t>
+              <w:t>Zero-gravity rest, fully clothed, on a warm membrane over heated water</w:t>
             </w:r>
           </w:p>
         </w:tc>
@@ -1354,7 +1186,7 @@
                 <w:color w:val="4A3A2C"/>
                 <w:sz w:val="17"/>
               </w:rPr>
-              <w:t>Cold Plunge</w:t>
+              <w:t>Salt Cabin</w:t>
             </w:r>
           </w:p>
         </w:tc>
@@ -1394,7 +1226,7 @@
                 <w:color w:val="4A3A2C"/>
                 <w:sz w:val="17"/>
               </w:rPr>
-              <w:t>2–5 min</w:t>
+              <w:t>30 min</w:t>
             </w:r>
           </w:p>
         </w:tc>
@@ -1414,7 +1246,7 @@
                 <w:color w:val="4A3A2C"/>
                 <w:sz w:val="17"/>
               </w:rPr>
-              <w:t>Elevé · Polar Recovery plunge at 5 °C, always host-guided</w:t>
+              <w:t>Elevé E-Salt Cabin: dry salt air, red light, oxygen and aromatherapy in one sealed cabin</w:t>
             </w:r>
           </w:p>
         </w:tc>
@@ -1437,7 +1269,7 @@
                 <w:color w:val="4A3A2C"/>
                 <w:sz w:val="17"/>
               </w:rPr>
-              <w:t>Guided Breathwork</w:t>
+              <w:t>Cold Plunge</w:t>
             </w:r>
           </w:p>
         </w:tc>
@@ -1479,7 +1311,7 @@
                 <w:color w:val="4A3A2C"/>
                 <w:sz w:val="17"/>
               </w:rPr>
-              <w:t>45 min</w:t>
+              <w:t>2–5 min</w:t>
             </w:r>
           </w:p>
         </w:tc>
@@ -1500,7 +1332,7 @@
                 <w:color w:val="4A3A2C"/>
                 <w:sz w:val="17"/>
               </w:rPr>
-              <w:t>One-to-one or small group, guide-led</w:t>
+              <w:t>Elevé · Polar Recovery plunge at 5 °C, always host-guided</w:t>
             </w:r>
           </w:p>
         </w:tc>
@@ -1522,7 +1354,7 @@
                 <w:color w:val="4A3A2C"/>
                 <w:sz w:val="17"/>
               </w:rPr>
-              <w:t>Red-Light Bed</w:t>
+              <w:t>Guided Breathwork</w:t>
             </w:r>
           </w:p>
         </w:tc>
@@ -1542,7 +1374,7 @@
                 <w:color w:val="4A3A2C"/>
                 <w:sz w:val="17"/>
               </w:rPr>
-              <w:t>Heal</w:t>
+              <w:t>Reset</w:t>
             </w:r>
           </w:p>
         </w:tc>
@@ -1562,7 +1394,7 @@
                 <w:color w:val="4A3A2C"/>
                 <w:sz w:val="17"/>
               </w:rPr>
-              <w:t>20 min</w:t>
+              <w:t>45 min</w:t>
             </w:r>
           </w:p>
         </w:tc>
@@ -1582,7 +1414,27 @@
                 <w:color w:val="4A3A2C"/>
                 <w:sz w:val="17"/>
               </w:rPr>
-              <w:t>Full-body red and near-infrared light, 660 / 850 nm</w:t>
+              <w:t xml:space="preserve">One-to-one or small group </w:t>
+            </w:r>
+            <w:r>
+              <w:rPr>
+                <w:rFonts w:ascii="Jost" w:hAnsi="Jost" w:cs="Jost" w:eastAsia="Jost"/>
+                <w:b w:val="0"/>
+                <w:i w:val="0"/>
+                <w:color w:val="A6754C"/>
+                <w:sz w:val="17"/>
+              </w:rPr>
+              <w:t>[up to __ guests]</w:t>
+            </w:r>
+            <w:r>
+              <w:rPr>
+                <w:rFonts w:ascii="Jost" w:hAnsi="Jost" w:cs="Jost" w:eastAsia="Jost"/>
+                <w:b w:val="0"/>
+                <w:i w:val="0"/>
+                <w:color w:val="4A3A2C"/>
+                <w:sz w:val="17"/>
+              </w:rPr>
+              <w:t>, guide-led</w:t>
             </w:r>
           </w:p>
         </w:tc>
@@ -1605,7 +1457,7 @@
                 <w:color w:val="4A3A2C"/>
                 <w:sz w:val="17"/>
               </w:rPr>
-              <w:t>Infrared Sauna</w:t>
+              <w:t>Red-Light Bed</w:t>
             </w:r>
           </w:p>
         </w:tc>
@@ -1647,7 +1499,7 @@
                 <w:color w:val="4A3A2C"/>
                 <w:sz w:val="17"/>
               </w:rPr>
-              <w:t>40 min</w:t>
+              <w:t>20 min</w:t>
             </w:r>
           </w:p>
         </w:tc>
@@ -1668,7 +1520,7 @@
                 <w:color w:val="4A3A2C"/>
                 <w:sz w:val="17"/>
               </w:rPr>
-              <w:t>Full-spectrum infrared sauna room, 45–60 °C</w:t>
+              <w:t>Full-body red and near-infrared light, 660 / 850 nm</w:t>
             </w:r>
           </w:p>
         </w:tc>
@@ -1690,7 +1542,7 @@
                 <w:color w:val="4A3A2C"/>
                 <w:sz w:val="17"/>
               </w:rPr>
-              <w:t>Hyperbaric Oxygen</w:t>
+              <w:t>Infrared Sauna</w:t>
             </w:r>
           </w:p>
         </w:tc>
@@ -1730,7 +1582,7 @@
                 <w:color w:val="4A3A2C"/>
                 <w:sz w:val="17"/>
               </w:rPr>
-              <w:t>60 min</w:t>
+              <w:t>40 min</w:t>
             </w:r>
           </w:p>
         </w:tc>
@@ -1750,7 +1602,7 @@
                 <w:color w:val="4A3A2C"/>
                 <w:sz w:val="17"/>
               </w:rPr>
-              <w:t>Elevé hyperbaric chamber, 1.3–2.0 ATA, subject to DHA requirements</w:t>
+              <w:t>Full-spectrum infrared sauna room, 45–60 °C</w:t>
             </w:r>
           </w:p>
         </w:tc>
@@ -1773,7 +1625,7 @@
                 <w:color w:val="4A3A2C"/>
                 <w:sz w:val="17"/>
               </w:rPr>
-              <w:t>Compression Recovery</w:t>
+              <w:t>Hyperbaric Oxygen</w:t>
             </w:r>
           </w:p>
         </w:tc>
@@ -1815,6 +1667,99 @@
                 <w:color w:val="4A3A2C"/>
                 <w:sz w:val="17"/>
               </w:rPr>
+              <w:t>60 min</w:t>
+            </w:r>
+          </w:p>
+        </w:tc>
+        <w:tc>
+          <w:tcPr>
+            <w:tcW w:type="dxa" w:w="2353"/>
+            <w:shd w:val="clear" w:color="auto" w:fill="FBF5EE"/>
+          </w:tcPr>
+          <w:p>
+            <w:pPr>
+              <w:spacing w:before="40" w:after="40" w:line="276" w:lineRule="auto"/>
+            </w:pPr>
+            <w:r>
+              <w:rPr>
+                <w:rFonts w:ascii="Jost" w:hAnsi="Jost" w:cs="Jost" w:eastAsia="Jost"/>
+                <w:b w:val="0"/>
+                <w:i w:val="0"/>
+                <w:color w:val="4A3A2C"/>
+                <w:sz w:val="17"/>
+              </w:rPr>
+              <w:t xml:space="preserve">Elevé hyperbaric chamber, 1.3–2.0 ATA; a non-medical wellness session </w:t>
+            </w:r>
+            <w:r>
+              <w:rPr>
+                <w:rFonts w:ascii="Jost" w:hAnsi="Jost" w:cs="Jost" w:eastAsia="Jost"/>
+                <w:b w:val="0"/>
+                <w:i w:val="0"/>
+                <w:color w:val="A6754C"/>
+                <w:sz w:val="17"/>
+              </w:rPr>
+              <w:t>[confirm licensing requirements for hyperbaric with DHA / licensing authority]</w:t>
+            </w:r>
+          </w:p>
+        </w:tc>
+      </w:tr>
+      <w:tr>
+        <w:tc>
+          <w:tcPr>
+            <w:tcW w:type="dxa" w:w="2353"/>
+          </w:tcPr>
+          <w:p>
+            <w:pPr>
+              <w:spacing w:before="40" w:after="40" w:line="276" w:lineRule="auto"/>
+            </w:pPr>
+            <w:r>
+              <w:rPr>
+                <w:rFonts w:ascii="Jost" w:hAnsi="Jost" w:cs="Jost" w:eastAsia="Jost"/>
+                <w:b w:val="0"/>
+                <w:i w:val="0"/>
+                <w:color w:val="4A3A2C"/>
+                <w:sz w:val="17"/>
+              </w:rPr>
+              <w:t>Compression Recovery</w:t>
+            </w:r>
+          </w:p>
+        </w:tc>
+        <w:tc>
+          <w:tcPr>
+            <w:tcW w:type="dxa" w:w="2353"/>
+          </w:tcPr>
+          <w:p>
+            <w:pPr>
+              <w:spacing w:before="40" w:after="40" w:line="276" w:lineRule="auto"/>
+            </w:pPr>
+            <w:r>
+              <w:rPr>
+                <w:rFonts w:ascii="Jost" w:hAnsi="Jost" w:cs="Jost" w:eastAsia="Jost"/>
+                <w:b w:val="0"/>
+                <w:i w:val="0"/>
+                <w:color w:val="4A3A2C"/>
+                <w:sz w:val="17"/>
+              </w:rPr>
+              <w:t>Heal</w:t>
+            </w:r>
+          </w:p>
+        </w:tc>
+        <w:tc>
+          <w:tcPr>
+            <w:tcW w:type="dxa" w:w="2353"/>
+          </w:tcPr>
+          <w:p>
+            <w:pPr>
+              <w:spacing w:before="40" w:after="40" w:line="276" w:lineRule="auto"/>
+            </w:pPr>
+            <w:r>
+              <w:rPr>
+                <w:rFonts w:ascii="Jost" w:hAnsi="Jost" w:cs="Jost" w:eastAsia="Jost"/>
+                <w:b w:val="0"/>
+                <w:i w:val="0"/>
+                <w:color w:val="4A3A2C"/>
+                <w:sz w:val="17"/>
+              </w:rPr>
               <w:t>30 min</w:t>
             </w:r>
           </w:p>
@@ -1822,7 +1767,6 @@
         <w:tc>
           <w:tcPr>
             <w:tcW w:type="dxa" w:w="2353"/>
-            <w:shd w:val="clear" w:color="auto" w:fill="FBF5EE"/>
           </w:tcPr>
           <w:p>
             <w:pPr>
@@ -1845,6 +1789,7 @@
         <w:tc>
           <w:tcPr>
             <w:tcW w:type="dxa" w:w="2353"/>
+            <w:shd w:val="clear" w:color="auto" w:fill="FBF5EE"/>
           </w:tcPr>
           <w:p>
             <w:pPr>
@@ -1858,7 +1803,112 @@
                 <w:color w:val="4A3A2C"/>
                 <w:sz w:val="17"/>
               </w:rPr>
-              <w:t>IV Nutrient Therapy</w:t>
+              <w:t>Sound Healing</w:t>
+            </w:r>
+          </w:p>
+        </w:tc>
+        <w:tc>
+          <w:tcPr>
+            <w:tcW w:type="dxa" w:w="2353"/>
+            <w:shd w:val="clear" w:color="auto" w:fill="FBF5EE"/>
+          </w:tcPr>
+          <w:p>
+            <w:pPr>
+              <w:spacing w:before="40" w:after="40" w:line="276" w:lineRule="auto"/>
+            </w:pPr>
+            <w:r>
+              <w:rPr>
+                <w:rFonts w:ascii="Jost" w:hAnsi="Jost" w:cs="Jost" w:eastAsia="Jost"/>
+                <w:b w:val="0"/>
+                <w:i w:val="0"/>
+                <w:color w:val="4A3A2C"/>
+                <w:sz w:val="17"/>
+              </w:rPr>
+              <w:t>Elevate</w:t>
+            </w:r>
+          </w:p>
+        </w:tc>
+        <w:tc>
+          <w:tcPr>
+            <w:tcW w:type="dxa" w:w="2353"/>
+            <w:shd w:val="clear" w:color="auto" w:fill="FBF5EE"/>
+          </w:tcPr>
+          <w:p>
+            <w:pPr>
+              <w:spacing w:before="40" w:after="40" w:line="276" w:lineRule="auto"/>
+            </w:pPr>
+            <w:r>
+              <w:rPr>
+                <w:rFonts w:ascii="Jost" w:hAnsi="Jost" w:cs="Jost" w:eastAsia="Jost"/>
+                <w:b w:val="0"/>
+                <w:i w:val="0"/>
+                <w:color w:val="A6754C"/>
+                <w:sz w:val="17"/>
+              </w:rPr>
+              <w:t>[Duration]</w:t>
+            </w:r>
+          </w:p>
+        </w:tc>
+        <w:tc>
+          <w:tcPr>
+            <w:tcW w:type="dxa" w:w="2353"/>
+            <w:shd w:val="clear" w:color="auto" w:fill="FBF5EE"/>
+          </w:tcPr>
+          <w:p>
+            <w:pPr>
+              <w:spacing w:before="40" w:after="40" w:line="276" w:lineRule="auto"/>
+            </w:pPr>
+            <w:r>
+              <w:rPr>
+                <w:rFonts w:ascii="Jost" w:hAnsi="Jost" w:cs="Jost" w:eastAsia="Jost"/>
+                <w:b w:val="0"/>
+                <w:i w:val="0"/>
+                <w:color w:val="4A3A2C"/>
+                <w:sz w:val="17"/>
+              </w:rPr>
+              <w:t xml:space="preserve">One-to-one or small group </w:t>
+            </w:r>
+            <w:r>
+              <w:rPr>
+                <w:rFonts w:ascii="Jost" w:hAnsi="Jost" w:cs="Jost" w:eastAsia="Jost"/>
+                <w:b w:val="0"/>
+                <w:i w:val="0"/>
+                <w:color w:val="A6754C"/>
+                <w:sz w:val="17"/>
+              </w:rPr>
+              <w:t>[up to __ guests]</w:t>
+            </w:r>
+            <w:r>
+              <w:rPr>
+                <w:rFonts w:ascii="Jost" w:hAnsi="Jost" w:cs="Jost" w:eastAsia="Jost"/>
+                <w:b w:val="0"/>
+                <w:i w:val="0"/>
+                <w:color w:val="4A3A2C"/>
+                <w:sz w:val="17"/>
+              </w:rPr>
+              <w:t>, Healer-led</w:t>
+            </w:r>
+          </w:p>
+        </w:tc>
+      </w:tr>
+      <w:tr>
+        <w:tc>
+          <w:tcPr>
+            <w:tcW w:type="dxa" w:w="2353"/>
+          </w:tcPr>
+          <w:p>
+            <w:pPr>
+              <w:spacing w:before="40" w:after="40" w:line="276" w:lineRule="auto"/>
+            </w:pPr>
+            <w:r>
+              <w:rPr>
+                <w:rFonts w:ascii="Jost" w:hAnsi="Jost" w:cs="Jost" w:eastAsia="Jost"/>
+                <w:b w:val="0"/>
+                <w:i w:val="0"/>
+                <w:color w:val="4A3A2C"/>
+                <w:sz w:val="17"/>
+              </w:rPr>
+              <w:t>Healer consultation</w:t>
             </w:r>
           </w:p>
         </w:tc>
@@ -1895,10 +1945,10 @@
                 <w:rFonts w:ascii="Jost" w:hAnsi="Jost" w:cs="Jost" w:eastAsia="Jost"/>
                 <w:b w:val="0"/>
                 <w:i w:val="0"/>
-                <w:color w:val="4A3A2C"/>
+                <w:color w:val="A6754C"/>
                 <w:sz w:val="17"/>
               </w:rPr>
-              <w:t>45–60 min</w:t>
+              <w:t>[30–45 min proposed]</w:t>
             </w:r>
           </w:p>
         </w:tc>
@@ -1918,7 +1968,7 @@
                 <w:color w:val="4A3A2C"/>
                 <w:sz w:val="17"/>
               </w:rPr>
-              <w:t>Clinician-administered formulas for energy, immunity, skin and glow, recovery and post-flight, subject to DHA requirements</w:t>
+              <w:t>Every first visit: identifying the core problem and designing your personalised package</w:t>
             </w:r>
           </w:p>
         </w:tc>
@@ -1941,7 +1991,22 @@
           <w:color w:val="4A3A2C"/>
           <w:sz w:val="20"/>
         </w:rPr>
-        <w:t>Guests choose by goal: sleep deeper, calm the stress, recover faster, more energy, skin and glow, sharper focus, or beat jet lag. First-timers who are unsure can ask their Host to build a three-step reset.</w:t>
+        <w:t>Guests choose by goal: sleep deeper, calm the stress, recover faster, more energy, skin and glow, sharper focus, or beat jet lag. Your Healer builds your first programme with you, and your Host suggests combinations on the day.</w:t>
+      </w:r>
+    </w:p>
+    <w:p>
+      <w:pPr>
+        <w:spacing w:before="0" w:after="120" w:line="312" w:lineRule="auto"/>
+      </w:pPr>
+      <w:r>
+        <w:rPr>
+          <w:rFonts w:ascii="Jost" w:hAnsi="Jost" w:cs="Jost" w:eastAsia="Jost"/>
+          <w:b w:val="0"/>
+          <w:i w:val="0"/>
+          <w:color w:val="4A3A2C"/>
+          <w:sz w:val="20"/>
+        </w:rPr>
+        <w:t>IV Nutrient Therapy is not offered at launch. It may be introduced in future, subject to DHA licensing.</w:t>
       </w:r>
     </w:p>
     <w:p>
@@ -1961,7 +2026,7 @@
           <w:color w:val="4A3A2C"/>
           <w:sz w:val="18"/>
         </w:rPr>
-        <w:t>Our modalities are wellness services designed to support how you feel and function. They are not a substitute for medical care. IV therapy is administered by licensed clinicians, and we will always flag anything that warrants a conversation with your doctor.</w:t>
+        <w:t>Our modalities are wellness services designed to support how you feel and function. They are not a substitute for medical care. We do not offer medical treatments, and we will always flag anything that warrants a conversation with your doctor.</w:t>
       </w:r>
     </w:p>
     <w:p>
@@ -2134,7 +2199,7 @@
                 <w:color w:val="4A3A2C"/>
                 <w:sz w:val="17"/>
               </w:rPr>
-              <w:t>Monthly. 8 sessions a month across core modalities, priority booking windows, one guest pass a month, 10% off IV therapy and add-ons.</w:t>
+              <w:t>Monthly. 8 sessions a month across core modalities, priority booking windows, one guest pass a month, 10% off add-ons.</w:t>
             </w:r>
           </w:p>
         </w:tc>
@@ -2176,7 +2241,7 @@
                 <w:color w:val="4A3A2C"/>
                 <w:sz w:val="17"/>
               </w:rPr>
-              <w:t>Monthly. Unlimited core-modality sessions, quarterly guided protocol review, two guest passes a month, 15% off IV therapy and add-ons, first access to opening-week slots in Dubai.</w:t>
+              <w:t>Monthly. Unlimited core-modality sessions, quarterly guided protocol review, two guest passes a month, 15% off add-ons, first access to opening-week slots in Dubai.</w:t>
             </w:r>
           </w:p>
         </w:tc>
@@ -2216,7 +2281,7 @@
           <w:color w:val="4A3A2C"/>
           <w:sz w:val="20"/>
         </w:rPr>
-        <w:t>IV nutrient therapy is priced separately; members receive a standing discount.</w:t>
+        <w:t>Pay by Apple Pay, card or cash. Tabby is coming later.</w:t>
       </w:r>
     </w:p>
     <w:p>
@@ -2294,6 +2359,104 @@
           <w:sz w:val="20"/>
         </w:rPr>
         <w:t>.</w:t>
+      </w:r>
+    </w:p>
+    <w:p>
+      <w:pPr>
+        <w:keepNext/>
+        <w:spacing w:before="280" w:after="100" w:line="264" w:lineRule="auto"/>
+      </w:pPr>
+      <w:r>
+        <w:rPr>
+          <w:rFonts w:ascii="Marcellus" w:hAnsi="Marcellus" w:cs="Marcellus" w:eastAsia="Marcellus"/>
+          <w:color w:val="221913"/>
+          <w:sz w:val="28"/>
+        </w:rPr>
+        <w:t>The details</w:t>
+      </w:r>
+    </w:p>
+    <w:p>
+      <w:pPr>
+        <w:pStyle w:val="ListBullet"/>
+        <w:spacing w:before="0" w:after="60" w:line="300" w:lineRule="auto"/>
+      </w:pPr>
+      <w:r>
+        <w:rPr>
+          <w:rFonts w:ascii="Jost" w:hAnsi="Jost" w:cs="Jost" w:eastAsia="Jost"/>
+          <w:b w:val="0"/>
+          <w:i w:val="0"/>
+          <w:color w:val="4A3A2C"/>
+          <w:sz w:val="20"/>
+        </w:rPr>
+        <w:t>Robes, Aura-branded towels and Aura-branded clothing to wear in the centre, and hotel-style Aura-branded slippers.</w:t>
+      </w:r>
+    </w:p>
+    <w:p>
+      <w:pPr>
+        <w:pStyle w:val="ListBullet"/>
+        <w:spacing w:before="0" w:after="60" w:line="300" w:lineRule="auto"/>
+      </w:pPr>
+      <w:r>
+        <w:rPr>
+          <w:rFonts w:ascii="Jost" w:hAnsi="Jost" w:cs="Jost" w:eastAsia="Jost"/>
+          <w:b w:val="0"/>
+          <w:i w:val="0"/>
+          <w:color w:val="4A3A2C"/>
+          <w:sz w:val="20"/>
+        </w:rPr>
+        <w:t xml:space="preserve">Refreshments served on every visit (herbal teas, infused water and more </w:t>
+      </w:r>
+      <w:r>
+        <w:rPr>
+          <w:rFonts w:ascii="Jost" w:hAnsi="Jost" w:cs="Jost" w:eastAsia="Jost"/>
+          <w:b w:val="0"/>
+          <w:i w:val="0"/>
+          <w:color w:val="A6754C"/>
+          <w:sz w:val="20"/>
+        </w:rPr>
+        <w:t>[menu to confirm]</w:t>
+      </w:r>
+      <w:r>
+        <w:rPr>
+          <w:rFonts w:ascii="Jost" w:hAnsi="Jost" w:cs="Jost" w:eastAsia="Jost"/>
+          <w:b w:val="0"/>
+          <w:i w:val="0"/>
+          <w:color w:val="4A3A2C"/>
+          <w:sz w:val="20"/>
+        </w:rPr>
+        <w:t>).</w:t>
+      </w:r>
+    </w:p>
+    <w:p>
+      <w:pPr>
+        <w:pStyle w:val="ListBullet"/>
+        <w:spacing w:before="0" w:after="60" w:line="300" w:lineRule="auto"/>
+      </w:pPr>
+      <w:r>
+        <w:rPr>
+          <w:rFonts w:ascii="Jost" w:hAnsi="Jost" w:cs="Jost" w:eastAsia="Jost"/>
+          <w:b w:val="0"/>
+          <w:i w:val="0"/>
+          <w:color w:val="4A3A2C"/>
+          <w:sz w:val="20"/>
+        </w:rPr>
+        <w:t>A small retail range: copper mugs, fragrances made from organic materials, wellness pillows and linen-fabric pieces.</w:t>
+      </w:r>
+    </w:p>
+    <w:p>
+      <w:pPr>
+        <w:pStyle w:val="ListBullet"/>
+        <w:spacing w:before="0" w:after="60" w:line="300" w:lineRule="auto"/>
+      </w:pPr>
+      <w:r>
+        <w:rPr>
+          <w:rFonts w:ascii="Jost" w:hAnsi="Jost" w:cs="Jost" w:eastAsia="Jost"/>
+          <w:b w:val="0"/>
+          <w:i w:val="0"/>
+          <w:color w:val="4A3A2C"/>
+          <w:sz w:val="20"/>
+        </w:rPr>
+        <w:t>Book online or via WhatsApp.</w:t>
       </w:r>
     </w:p>
     <w:p>
@@ -2394,7 +2557,7 @@
           <w:color w:val="4A3A2C"/>
           <w:sz w:val="20"/>
         </w:rPr>
-        <w:t xml:space="preserve"> — guest and crew recovery, post-flight and jet-lag resets.</w:t>
+        <w:t xml:space="preserve"> — guest and crew recovery, jet-lag and travel-recovery resets.</w:t>
       </w:r>
     </w:p>
     <w:p>
@@ -2695,27 +2858,7 @@
           <w:color w:val="4A3A2C"/>
           <w:sz w:val="20"/>
         </w:rPr>
-        <w:t xml:space="preserve">Opening hours (Dubai): </w:t>
-      </w:r>
-      <w:r>
-        <w:rPr>
-          <w:rFonts w:ascii="Jost" w:hAnsi="Jost" w:cs="Jost" w:eastAsia="Jost"/>
-          <w:b w:val="0"/>
-          <w:i w:val="0"/>
-          <w:color w:val="A6754C"/>
-          <w:sz w:val="20"/>
-        </w:rPr>
-        <w:t>[Opening hours]</w:t>
-      </w:r>
-      <w:r>
-        <w:rPr>
-          <w:rFonts w:ascii="Jost" w:hAnsi="Jost" w:cs="Jost" w:eastAsia="Jost"/>
-          <w:b w:val="0"/>
-          <w:i w:val="0"/>
-          <w:color w:val="4A3A2C"/>
-          <w:sz w:val="20"/>
-        </w:rPr>
-        <w:t>.</w:t>
+        <w:t>Opening hours (Dubai): 7 days a week, 9:00am–9:00pm.</w:t>
       </w:r>
     </w:p>
     <w:p>
